--- a/demo/fictional/F02/F02.docx
+++ b/demo/fictional/F02/F02.docx
@@ -1243,7 +1243,7 @@
           <w:sz w:val="13"/>
           <w:szCs w:val="13"/>
         </w:rPr>
-        <w:t xml:space="preserve">Page 1</w:t>
+        <w:t xml:space="preserve">Scan page 1</w:t>
       </w:r>
     </w:p>
     <w:p>
@@ -2071,7 +2071,7 @@
           <w:sz w:val="13"/>
           <w:szCs w:val="13"/>
         </w:rPr>
-        <w:t xml:space="preserve">Page 2</w:t>
+        <w:t xml:space="preserve">Scan page 2</w:t>
       </w:r>
     </w:p>
     <w:p>
@@ -6554,7 +6554,7 @@
           <w:sz w:val="13"/>
           <w:szCs w:val="13"/>
         </w:rPr>
-        <w:t xml:space="preserve">Page 3</w:t>
+        <w:t xml:space="preserve">Scan page 3</w:t>
       </w:r>
     </w:p>
     <w:p>
@@ -7775,7 +7775,7 @@
           <w:sz w:val="13"/>
           <w:szCs w:val="13"/>
         </w:rPr>
-        <w:t xml:space="preserve">Page 4</w:t>
+        <w:t xml:space="preserve">Scan page 4</w:t>
       </w:r>
     </w:p>
     <w:p>
@@ -8262,7 +8262,7 @@
           <w:sz w:val="13"/>
           <w:szCs w:val="13"/>
         </w:rPr>
-        <w:t xml:space="preserve">Page 5</w:t>
+        <w:t xml:space="preserve">Scan page 5</w:t>
       </w:r>
     </w:p>
     <w:p>
@@ -9728,7 +9728,7 @@
           <w:sz w:val="13"/>
           <w:szCs w:val="13"/>
         </w:rPr>
-        <w:t xml:space="preserve">Page 6</w:t>
+        <w:t xml:space="preserve">Scan page 6</w:t>
       </w:r>
     </w:p>
     <w:p>
@@ -10160,7 +10160,7 @@
           <w:sz w:val="13"/>
           <w:szCs w:val="13"/>
         </w:rPr>
-        <w:t xml:space="preserve">Page 7</w:t>
+        <w:t xml:space="preserve">Scan page 7</w:t>
       </w:r>
     </w:p>
     <w:p>
@@ -10674,7 +10674,7 @@
           <w:sz w:val="13"/>
           <w:szCs w:val="13"/>
         </w:rPr>
-        <w:t xml:space="preserve">Page 8</w:t>
+        <w:t xml:space="preserve">Scan page 8</w:t>
       </w:r>
     </w:p>
     <w:p>
@@ -11471,7 +11471,7 @@
           <w:sz w:val="13"/>
           <w:szCs w:val="13"/>
         </w:rPr>
-        <w:t xml:space="preserve">Page 9</w:t>
+        <w:t xml:space="preserve">Scan page 9</w:t>
       </w:r>
     </w:p>
     <w:p>
@@ -12255,7 +12255,7 @@
           <w:sz w:val="13"/>
           <w:szCs w:val="13"/>
         </w:rPr>
-        <w:t xml:space="preserve">Page 10</w:t>
+        <w:t xml:space="preserve">Scan page 10</w:t>
       </w:r>
     </w:p>
     <w:p>
@@ -12611,7 +12611,7 @@
           <w:sz w:val="13"/>
           <w:szCs w:val="13"/>
         </w:rPr>
-        <w:t xml:space="preserve">Page 11</w:t>
+        <w:t xml:space="preserve">Scan page 11</w:t>
       </w:r>
     </w:p>
     <w:p>
@@ -12922,7 +12922,7 @@
           <w:sz w:val="13"/>
           <w:szCs w:val="13"/>
         </w:rPr>
-        <w:t xml:space="preserve">Page 12</w:t>
+        <w:t xml:space="preserve">Scan page 12</w:t>
       </w:r>
     </w:p>
     <w:p>
